--- a/finalArtifacts/summary/claims/FederatedGqlBreakDown-claims.docx
+++ b/finalArtifacts/summary/claims/FederatedGqlBreakDown-claims.docx
@@ -192,7 +192,7 @@
           <w:color w:val="444444"/>
           <w:sz w:val="18"/>
         </w:rPr>
-        <w:t xml:space="preserve">   |   Generated: 2026-07-21</w:t>
+        <w:t xml:space="preserve">   |   Generated: 2026-07-24</w:t>
       </w:r>
     </w:p>
     <w:p>
@@ -10579,7 +10579,7 @@
                 <w:color w:val="373737"/>
                 <w:sz w:val="18"/>
               </w:rPr>
-              <w:t>2026-07-21</w:t>
+              <w:t>2026-07-24</w:t>
             </w:r>
           </w:p>
         </w:tc>
